--- a/a7/packages/A7 Unit 4 - Solving Problems with Rational Numbers/Assessments/A7 4  Unit Review.docx
+++ b/a7/packages/A7 Unit 4 - Solving Problems with Rational Numbers/Assessments/A7 4  Unit Review.docx
@@ -2152,7 +2152,7 @@
                     <a:graphicData uri="http://schemas.openxmlformats.org/drawingml/2006/picture">
                       <pic:pic>
                         <pic:nvPicPr>
-                          <pic:cNvPr id="0" name="2ed8415ffdc5db0f.png"/>
+                          <pic:cNvPr id="0" name="4acade8865e7c6cb.png"/>
                           <pic:cNvPicPr/>
                         </pic:nvPicPr>
                         <pic:blipFill>

--- a/a7/packages/A7 Unit 4 - Solving Problems with Rational Numbers/Assessments/A7 4  Unit Review.docx
+++ b/a7/packages/A7 Unit 4 - Solving Problems with Rational Numbers/Assessments/A7 4  Unit Review.docx
@@ -3786,8 +3786,67 @@
             <w:r>
               <w:drawing>
                 <wp:inline xmlns:a="http://schemas.openxmlformats.org/drawingml/2006/main" xmlns:pic="http://schemas.openxmlformats.org/drawingml/2006/picture">
+                  <wp:extent cx="240791" cy="118872"/>
+                  <wp:docPr id="36" name="Picture 36"/>
+                  <wp:cNvGraphicFramePr>
+                    <a:graphicFrameLocks noChangeAspect="1"/>
+                  </wp:cNvGraphicFramePr>
+                  <a:graphic>
+                    <a:graphicData uri="http://schemas.openxmlformats.org/drawingml/2006/picture">
+                      <pic:pic>
+                        <pic:nvPicPr>
+                          <pic:cNvPr id="0" name="123e9504d3753021.png"/>
+                          <pic:cNvPicPr/>
+                        </pic:nvPicPr>
+                        <pic:blipFill>
+                          <a:blip r:embed="rId44"/>
+                          <a:stretch>
+                            <a:fillRect/>
+                          </a:stretch>
+                        </pic:blipFill>
+                        <pic:spPr>
+                          <a:xfrm>
+                            <a:off x="0" y="0"/>
+                            <a:ext cx="240791" cy="118872"/>
+                          </a:xfrm>
+                          <a:prstGeom prst="rect"/>
+                        </pic:spPr>
+                      </pic:pic>
+                    </a:graphicData>
+                  </a:graphic>
+                </wp:inline>
+              </w:drawing>
+            </w:r>
+          </w:p>
+          <w:p>
+            <w:pPr>
+              <w:spacing w:before="40" w:after="40"/>
+              <w:ind w:left="1300" w:hanging="380"/>
+            </w:pPr>
+            <w:r>
+              <w:rPr>
+                <w:rFonts w:ascii="FreeSerif" w:hAnsi="FreeSerif" w:eastAsia="FreeSerif"/>
+                <w:b w:val="0"/>
+                <w:i w:val="0"/>
+                <w:color w:val="1A1A1A"/>
+                <w:sz w:val="22"/>
+              </w:rPr>
+              <w:t xml:space="preserve">○   </w:t>
+            </w:r>
+            <w:r>
+              <w:rPr>
+                <w:b w:val="0"/>
+                <w:i w:val="0"/>
+                <w:color w:val="1A1A1A"/>
+                <w:sz w:val="22"/>
+              </w:rPr>
+              <w:t xml:space="preserve">B.  </w:t>
+            </w:r>
+            <w:r>
+              <w:drawing>
+                <wp:inline xmlns:a="http://schemas.openxmlformats.org/drawingml/2006/main" xmlns:pic="http://schemas.openxmlformats.org/drawingml/2006/picture">
                   <wp:extent cx="225552" cy="115824"/>
-                  <wp:docPr id="36" name="Picture 36"/>
+                  <wp:docPr id="37" name="Picture 37"/>
                   <wp:cNvGraphicFramePr>
                     <a:graphicFrameLocks noChangeAspect="1"/>
                   </wp:cNvGraphicFramePr>
@@ -3799,7 +3858,7 @@
                           <pic:cNvPicPr/>
                         </pic:nvPicPr>
                         <pic:blipFill>
-                          <a:blip r:embed="rId44"/>
+                          <a:blip r:embed="rId45"/>
                           <a:stretch>
                             <a:fillRect/>
                           </a:stretch>
@@ -3840,71 +3899,12 @@
                 <w:color w:val="1A1A1A"/>
                 <w:sz w:val="22"/>
               </w:rPr>
-              <w:t xml:space="preserve">B.  </w:t>
-            </w:r>
-            <w:r>
-              <w:drawing>
-                <wp:inline xmlns:a="http://schemas.openxmlformats.org/drawingml/2006/main" xmlns:pic="http://schemas.openxmlformats.org/drawingml/2006/picture">
-                  <wp:extent cx="225552" cy="118872"/>
-                  <wp:docPr id="37" name="Picture 37"/>
-                  <wp:cNvGraphicFramePr>
-                    <a:graphicFrameLocks noChangeAspect="1"/>
-                  </wp:cNvGraphicFramePr>
-                  <a:graphic>
-                    <a:graphicData uri="http://schemas.openxmlformats.org/drawingml/2006/picture">
-                      <pic:pic>
-                        <pic:nvPicPr>
-                          <pic:cNvPr id="0" name="45f9fd96bd9eed67.png"/>
-                          <pic:cNvPicPr/>
-                        </pic:nvPicPr>
-                        <pic:blipFill>
-                          <a:blip r:embed="rId45"/>
-                          <a:stretch>
-                            <a:fillRect/>
-                          </a:stretch>
-                        </pic:blipFill>
-                        <pic:spPr>
-                          <a:xfrm>
-                            <a:off x="0" y="0"/>
-                            <a:ext cx="225552" cy="118872"/>
-                          </a:xfrm>
-                          <a:prstGeom prst="rect"/>
-                        </pic:spPr>
-                      </pic:pic>
-                    </a:graphicData>
-                  </a:graphic>
-                </wp:inline>
-              </w:drawing>
-            </w:r>
-          </w:p>
-          <w:p>
-            <w:pPr>
-              <w:spacing w:before="40" w:after="40"/>
-              <w:ind w:left="1300" w:hanging="380"/>
-            </w:pPr>
-            <w:r>
-              <w:rPr>
-                <w:rFonts w:ascii="FreeSerif" w:hAnsi="FreeSerif" w:eastAsia="FreeSerif"/>
-                <w:b w:val="0"/>
-                <w:i w:val="0"/>
-                <w:color w:val="1A1A1A"/>
-                <w:sz w:val="22"/>
-              </w:rPr>
-              <w:t xml:space="preserve">○   </w:t>
-            </w:r>
-            <w:r>
-              <w:rPr>
-                <w:b w:val="0"/>
-                <w:i w:val="0"/>
-                <w:color w:val="1A1A1A"/>
-                <w:sz w:val="22"/>
-              </w:rPr>
               <w:t xml:space="preserve">C.  </w:t>
             </w:r>
             <w:r>
               <w:drawing>
                 <wp:inline xmlns:a="http://schemas.openxmlformats.org/drawingml/2006/main" xmlns:pic="http://schemas.openxmlformats.org/drawingml/2006/picture">
-                  <wp:extent cx="240791" cy="118872"/>
+                  <wp:extent cx="161544" cy="112776"/>
                   <wp:docPr id="38" name="Picture 38"/>
                   <wp:cNvGraphicFramePr>
                     <a:graphicFrameLocks noChangeAspect="1"/>
@@ -3913,7 +3913,7 @@
                     <a:graphicData uri="http://schemas.openxmlformats.org/drawingml/2006/picture">
                       <pic:pic>
                         <pic:nvPicPr>
-                          <pic:cNvPr id="0" name="123e9504d3753021.png"/>
+                          <pic:cNvPr id="0" name="7369ae1a61419ac1.png"/>
                           <pic:cNvPicPr/>
                         </pic:nvPicPr>
                         <pic:blipFill>
@@ -3925,7 +3925,7 @@
                         <pic:spPr>
                           <a:xfrm>
                             <a:off x="0" y="0"/>
-                            <a:ext cx="240791" cy="118872"/>
+                            <a:ext cx="161544" cy="112776"/>
                           </a:xfrm>
                           <a:prstGeom prst="rect"/>
                         </pic:spPr>
@@ -3963,7 +3963,7 @@
             <w:r>
               <w:drawing>
                 <wp:inline xmlns:a="http://schemas.openxmlformats.org/drawingml/2006/main" xmlns:pic="http://schemas.openxmlformats.org/drawingml/2006/picture">
-                  <wp:extent cx="161544" cy="112776"/>
+                  <wp:extent cx="225552" cy="118872"/>
                   <wp:docPr id="39" name="Picture 39"/>
                   <wp:cNvGraphicFramePr>
                     <a:graphicFrameLocks noChangeAspect="1"/>
@@ -3972,7 +3972,7 @@
                     <a:graphicData uri="http://schemas.openxmlformats.org/drawingml/2006/picture">
                       <pic:pic>
                         <pic:nvPicPr>
-                          <pic:cNvPr id="0" name="7369ae1a61419ac1.png"/>
+                          <pic:cNvPr id="0" name="45f9fd96bd9eed67.png"/>
                           <pic:cNvPicPr/>
                         </pic:nvPicPr>
                         <pic:blipFill>
@@ -3984,7 +3984,7 @@
                         <pic:spPr>
                           <a:xfrm>
                             <a:off x="0" y="0"/>
-                            <a:ext cx="161544" cy="112776"/>
+                            <a:ext cx="225552" cy="118872"/>
                           </a:xfrm>
                           <a:prstGeom prst="rect"/>
                         </pic:spPr>
@@ -4784,67 +4784,8 @@
             <w:r>
               <w:drawing>
                 <wp:inline xmlns:a="http://schemas.openxmlformats.org/drawingml/2006/main" xmlns:pic="http://schemas.openxmlformats.org/drawingml/2006/picture">
-                  <wp:extent cx="1014984" cy="170688"/>
+                  <wp:extent cx="1011936" cy="170688"/>
                   <wp:docPr id="46" name="Picture 46"/>
-                  <wp:cNvGraphicFramePr>
-                    <a:graphicFrameLocks noChangeAspect="1"/>
-                  </wp:cNvGraphicFramePr>
-                  <a:graphic>
-                    <a:graphicData uri="http://schemas.openxmlformats.org/drawingml/2006/picture">
-                      <pic:pic>
-                        <pic:nvPicPr>
-                          <pic:cNvPr id="0" name="a0f1ebdeb9df44c9.png"/>
-                          <pic:cNvPicPr/>
-                        </pic:nvPicPr>
-                        <pic:blipFill>
-                          <a:blip r:embed="rId54"/>
-                          <a:stretch>
-                            <a:fillRect/>
-                          </a:stretch>
-                        </pic:blipFill>
-                        <pic:spPr>
-                          <a:xfrm>
-                            <a:off x="0" y="0"/>
-                            <a:ext cx="1014984" cy="170688"/>
-                          </a:xfrm>
-                          <a:prstGeom prst="rect"/>
-                        </pic:spPr>
-                      </pic:pic>
-                    </a:graphicData>
-                  </a:graphic>
-                </wp:inline>
-              </w:drawing>
-            </w:r>
-          </w:p>
-          <w:p>
-            <w:pPr>
-              <w:spacing w:before="40" w:after="40"/>
-              <w:ind w:left="1300" w:hanging="380"/>
-            </w:pPr>
-            <w:r>
-              <w:rPr>
-                <w:rFonts w:ascii="FreeSerif" w:hAnsi="FreeSerif" w:eastAsia="FreeSerif"/>
-                <w:b w:val="0"/>
-                <w:i w:val="0"/>
-                <w:color w:val="1A1A1A"/>
-                <w:sz w:val="22"/>
-              </w:rPr>
-              <w:t xml:space="preserve">○   </w:t>
-            </w:r>
-            <w:r>
-              <w:rPr>
-                <w:b w:val="0"/>
-                <w:i w:val="0"/>
-                <w:color w:val="1A1A1A"/>
-                <w:sz w:val="22"/>
-              </w:rPr>
-              <w:t xml:space="preserve">B.  </w:t>
-            </w:r>
-            <w:r>
-              <w:drawing>
-                <wp:inline xmlns:a="http://schemas.openxmlformats.org/drawingml/2006/main" xmlns:pic="http://schemas.openxmlformats.org/drawingml/2006/picture">
-                  <wp:extent cx="1011936" cy="170688"/>
-                  <wp:docPr id="47" name="Picture 47"/>
                   <wp:cNvGraphicFramePr>
                     <a:graphicFrameLocks noChangeAspect="1"/>
                   </wp:cNvGraphicFramePr>
@@ -4856,7 +4797,7 @@
                           <pic:cNvPicPr/>
                         </pic:nvPicPr>
                         <pic:blipFill>
-                          <a:blip r:embed="rId55"/>
+                          <a:blip r:embed="rId54"/>
                           <a:stretch>
                             <a:fillRect/>
                           </a:stretch>
@@ -4897,13 +4838,13 @@
                 <w:color w:val="1A1A1A"/>
                 <w:sz w:val="22"/>
               </w:rPr>
-              <w:t xml:space="preserve">C.  </w:t>
+              <w:t xml:space="preserve">B.  </w:t>
             </w:r>
             <w:r>
               <w:drawing>
                 <wp:inline xmlns:a="http://schemas.openxmlformats.org/drawingml/2006/main" xmlns:pic="http://schemas.openxmlformats.org/drawingml/2006/picture">
                   <wp:extent cx="947928" cy="146304"/>
-                  <wp:docPr id="48" name="Picture 48"/>
+                  <wp:docPr id="47" name="Picture 47"/>
                   <wp:cNvGraphicFramePr>
                     <a:graphicFrameLocks noChangeAspect="1"/>
                   </wp:cNvGraphicFramePr>
@@ -4915,7 +4856,7 @@
                           <pic:cNvPicPr/>
                         </pic:nvPicPr>
                         <pic:blipFill>
-                          <a:blip r:embed="rId56"/>
+                          <a:blip r:embed="rId55"/>
                           <a:stretch>
                             <a:fillRect/>
                           </a:stretch>
@@ -4956,13 +4897,13 @@
                 <w:color w:val="1A1A1A"/>
                 <w:sz w:val="22"/>
               </w:rPr>
-              <w:t xml:space="preserve">D.  </w:t>
+              <w:t xml:space="preserve">C.  </w:t>
             </w:r>
             <w:r>
               <w:drawing>
                 <wp:inline xmlns:a="http://schemas.openxmlformats.org/drawingml/2006/main" xmlns:pic="http://schemas.openxmlformats.org/drawingml/2006/picture">
                   <wp:extent cx="1066800" cy="146304"/>
-                  <wp:docPr id="49" name="Picture 49"/>
+                  <wp:docPr id="48" name="Picture 48"/>
                   <wp:cNvGraphicFramePr>
                     <a:graphicFrameLocks noChangeAspect="1"/>
                   </wp:cNvGraphicFramePr>
@@ -4974,6 +4915,65 @@
                           <pic:cNvPicPr/>
                         </pic:nvPicPr>
                         <pic:blipFill>
+                          <a:blip r:embed="rId56"/>
+                          <a:stretch>
+                            <a:fillRect/>
+                          </a:stretch>
+                        </pic:blipFill>
+                        <pic:spPr>
+                          <a:xfrm>
+                            <a:off x="0" y="0"/>
+                            <a:ext cx="1066800" cy="146304"/>
+                          </a:xfrm>
+                          <a:prstGeom prst="rect"/>
+                        </pic:spPr>
+                      </pic:pic>
+                    </a:graphicData>
+                  </a:graphic>
+                </wp:inline>
+              </w:drawing>
+            </w:r>
+          </w:p>
+          <w:p>
+            <w:pPr>
+              <w:spacing w:before="40" w:after="40"/>
+              <w:ind w:left="1300" w:hanging="380"/>
+            </w:pPr>
+            <w:r>
+              <w:rPr>
+                <w:rFonts w:ascii="FreeSerif" w:hAnsi="FreeSerif" w:eastAsia="FreeSerif"/>
+                <w:b w:val="0"/>
+                <w:i w:val="0"/>
+                <w:color w:val="1A1A1A"/>
+                <w:sz w:val="22"/>
+              </w:rPr>
+              <w:t xml:space="preserve">○   </w:t>
+            </w:r>
+            <w:r>
+              <w:rPr>
+                <w:b w:val="0"/>
+                <w:i w:val="0"/>
+                <w:color w:val="1A1A1A"/>
+                <w:sz w:val="22"/>
+              </w:rPr>
+              <w:t xml:space="preserve">D.  </w:t>
+            </w:r>
+            <w:r>
+              <w:drawing>
+                <wp:inline xmlns:a="http://schemas.openxmlformats.org/drawingml/2006/main" xmlns:pic="http://schemas.openxmlformats.org/drawingml/2006/picture">
+                  <wp:extent cx="1014984" cy="170688"/>
+                  <wp:docPr id="49" name="Picture 49"/>
+                  <wp:cNvGraphicFramePr>
+                    <a:graphicFrameLocks noChangeAspect="1"/>
+                  </wp:cNvGraphicFramePr>
+                  <a:graphic>
+                    <a:graphicData uri="http://schemas.openxmlformats.org/drawingml/2006/picture">
+                      <pic:pic>
+                        <pic:nvPicPr>
+                          <pic:cNvPr id="0" name="a0f1ebdeb9df44c9.png"/>
+                          <pic:cNvPicPr/>
+                        </pic:nvPicPr>
+                        <pic:blipFill>
                           <a:blip r:embed="rId57"/>
                           <a:stretch>
                             <a:fillRect/>
@@ -4982,7 +4982,7 @@
                         <pic:spPr>
                           <a:xfrm>
                             <a:off x="0" y="0"/>
-                            <a:ext cx="1066800" cy="146304"/>
+                            <a:ext cx="1014984" cy="170688"/>
                           </a:xfrm>
                           <a:prstGeom prst="rect"/>
                         </pic:spPr>
